--- a/reports/PROJETO UNIVERSIDADE.docx
+++ b/reports/PROJETO UNIVERSIDADE.docx
@@ -40,6 +40,9 @@
     </w:p>
     <w:p>
       <w:r>
+        <w:rPr>
+          <w:noProof/>
+        </w:rPr>
         <w:drawing>
           <wp:inline distT="0" distB="0" distL="0" distR="0" wp14:anchorId="0A6A5510" wp14:editId="6AA3279B">
             <wp:extent cx="5400040" cy="1209040"/>
@@ -85,6 +88,9 @@
     </w:p>
     <w:p>
       <w:r>
+        <w:rPr>
+          <w:noProof/>
+        </w:rPr>
         <w:drawing>
           <wp:inline distT="0" distB="0" distL="0" distR="0" wp14:anchorId="1B6CF6DF" wp14:editId="5AEF55A8">
             <wp:extent cx="5400040" cy="1617980"/>
@@ -131,16 +137,51 @@
       <w:pPr>
         <w:pStyle w:val="PargrafodaLista"/>
       </w:pPr>
+      <w:r>
+        <w:drawing>
+          <wp:inline distT="0" distB="0" distL="0" distR="0" wp14:anchorId="6EFB7B6F" wp14:editId="1BF79CA8">
+            <wp:extent cx="5400040" cy="1520825"/>
+            <wp:effectExtent l="0" t="0" r="0" b="3175"/>
+            <wp:docPr id="1246817362" name="Imagem 1"/>
+            <wp:cNvGraphicFramePr>
+              <a:graphicFrameLocks xmlns:a="http://schemas.openxmlformats.org/drawingml/2006/main" noChangeAspect="1"/>
+            </wp:cNvGraphicFramePr>
+            <a:graphic xmlns:a="http://schemas.openxmlformats.org/drawingml/2006/main">
+              <a:graphicData uri="http://schemas.openxmlformats.org/drawingml/2006/picture">
+                <pic:pic xmlns:pic="http://schemas.openxmlformats.org/drawingml/2006/picture">
+                  <pic:nvPicPr>
+                    <pic:cNvPr id="1246817362" name=""/>
+                    <pic:cNvPicPr/>
+                  </pic:nvPicPr>
+                  <pic:blipFill>
+                    <a:blip r:embed="rId7"/>
+                    <a:stretch>
+                      <a:fillRect/>
+                    </a:stretch>
+                  </pic:blipFill>
+                  <pic:spPr>
+                    <a:xfrm>
+                      <a:off x="0" y="0"/>
+                      <a:ext cx="5400040" cy="1520825"/>
+                    </a:xfrm>
+                    <a:prstGeom prst="rect">
+                      <a:avLst/>
+                    </a:prstGeom>
+                  </pic:spPr>
+                </pic:pic>
+              </a:graphicData>
+            </a:graphic>
+          </wp:inline>
+        </w:drawing>
+      </w:r>
     </w:p>
     <w:p>
       <w:pPr>
         <w:pStyle w:val="Ttulo1"/>
       </w:pPr>
-      <w:proofErr w:type="spellStart"/>
       <w:r>
         <w:t>curso_concluido</w:t>
       </w:r>
-      <w:proofErr w:type="spellEnd"/>
     </w:p>
     <w:p>
       <w:pPr>
@@ -156,11 +197,10 @@
       <w:pPr>
         <w:pStyle w:val="Ttulo1"/>
       </w:pPr>
-      <w:proofErr w:type="spellStart"/>
-      <w:r>
+      <w:r>
+        <w:lastRenderedPageBreak/>
         <w:t>media_entrada</w:t>
       </w:r>
-      <w:proofErr w:type="spellEnd"/>
     </w:p>
     <w:p>
       <w:pPr>
@@ -174,7 +214,9 @@
     </w:p>
     <w:p>
       <w:r>
-        <w:lastRenderedPageBreak/>
+        <w:rPr>
+          <w:noProof/>
+        </w:rPr>
         <w:drawing>
           <wp:inline distT="0" distB="0" distL="0" distR="0" wp14:anchorId="0DA99691" wp14:editId="49AC31BB">
             <wp:extent cx="5400040" cy="1376045"/>
@@ -191,7 +233,7 @@
                     <pic:cNvPicPr/>
                   </pic:nvPicPr>
                   <pic:blipFill>
-                    <a:blip r:embed="rId7"/>
+                    <a:blip r:embed="rId8"/>
                     <a:stretch>
                       <a:fillRect/>
                     </a:stretch>
@@ -214,6 +256,9 @@
     </w:p>
     <w:p>
       <w:r>
+        <w:rPr>
+          <w:noProof/>
+        </w:rPr>
         <w:drawing>
           <wp:inline distT="0" distB="0" distL="0" distR="0" wp14:anchorId="341FB9BF" wp14:editId="11D46B78">
             <wp:extent cx="5400040" cy="366395"/>
@@ -230,7 +275,7 @@
                     <pic:cNvPicPr/>
                   </pic:nvPicPr>
                   <pic:blipFill>
-                    <a:blip r:embed="rId8"/>
+                    <a:blip r:embed="rId9"/>
                     <a:stretch>
                       <a:fillRect/>
                     </a:stretch>
@@ -255,11 +300,9 @@
       <w:pPr>
         <w:pStyle w:val="Ttulo1"/>
       </w:pPr>
-      <w:proofErr w:type="spellStart"/>
       <w:r>
         <w:t>media_final</w:t>
       </w:r>
-      <w:proofErr w:type="spellEnd"/>
     </w:p>
     <w:p>
       <w:r>
@@ -274,6 +317,9 @@
     </w:p>
     <w:p>
       <w:r>
+        <w:rPr>
+          <w:noProof/>
+        </w:rPr>
         <w:drawing>
           <wp:inline distT="0" distB="0" distL="0" distR="0" wp14:anchorId="2E16FC05" wp14:editId="61F66E87">
             <wp:extent cx="5400040" cy="662305"/>
@@ -290,7 +336,7 @@
                     <pic:cNvPicPr/>
                   </pic:nvPicPr>
                   <pic:blipFill>
-                    <a:blip r:embed="rId9"/>
+                    <a:blip r:embed="rId10"/>
                     <a:stretch>
                       <a:fillRect/>
                     </a:stretch>
@@ -348,11 +394,28 @@
       <w:pPr>
         <w:pStyle w:val="Ttulo1"/>
       </w:pPr>
-      <w:proofErr w:type="spellStart"/>
       <w:r>
         <w:t>nr_aluno</w:t>
       </w:r>
-      <w:proofErr w:type="spellEnd"/>
+    </w:p>
+    <w:p/>
+    <w:p/>
+    <w:p>
+      <w:r>
+        <w:t>Fase 1</w:t>
+      </w:r>
+      <w:r>
+        <w:br/>
+      </w:r>
+      <w:r>
+        <w:t>Existe alguma relação entre a média de entrada na licenciatura e a média de conclusão da licenciatura?</w:t>
+      </w:r>
+      <w:r>
+        <w:br/>
+      </w:r>
+      <w:r>
+        <w:br/>
+      </w:r>
     </w:p>
     <w:p/>
     <w:sectPr>
@@ -1007,7 +1070,7 @@
     <w:name w:val="heading 1"/>
     <w:basedOn w:val="Normal"/>
     <w:next w:val="Normal"/>
-    <w:link w:val="Ttulo1Carter"/>
+    <w:link w:val="Ttulo1Char"/>
     <w:uiPriority w:val="9"/>
     <w:qFormat/>
     <w:rsid w:val="00A53315"/>
@@ -1028,7 +1091,7 @@
     <w:name w:val="heading 2"/>
     <w:basedOn w:val="Normal"/>
     <w:next w:val="Normal"/>
-    <w:link w:val="Ttulo2Carter"/>
+    <w:link w:val="Ttulo2Char"/>
     <w:uiPriority w:val="9"/>
     <w:semiHidden/>
     <w:unhideWhenUsed/>
@@ -1051,7 +1114,7 @@
     <w:name w:val="heading 3"/>
     <w:basedOn w:val="Normal"/>
     <w:next w:val="Normal"/>
-    <w:link w:val="Ttulo3Carter"/>
+    <w:link w:val="Ttulo3Char"/>
     <w:uiPriority w:val="9"/>
     <w:semiHidden/>
     <w:unhideWhenUsed/>
@@ -1074,7 +1137,7 @@
     <w:name w:val="heading 4"/>
     <w:basedOn w:val="Normal"/>
     <w:next w:val="Normal"/>
-    <w:link w:val="Ttulo4Carter"/>
+    <w:link w:val="Ttulo4Char"/>
     <w:uiPriority w:val="9"/>
     <w:semiHidden/>
     <w:unhideWhenUsed/>
@@ -1097,7 +1160,7 @@
     <w:name w:val="heading 5"/>
     <w:basedOn w:val="Normal"/>
     <w:next w:val="Normal"/>
-    <w:link w:val="Ttulo5Carter"/>
+    <w:link w:val="Ttulo5Char"/>
     <w:uiPriority w:val="9"/>
     <w:semiHidden/>
     <w:unhideWhenUsed/>
@@ -1118,7 +1181,7 @@
     <w:name w:val="heading 6"/>
     <w:basedOn w:val="Normal"/>
     <w:next w:val="Normal"/>
-    <w:link w:val="Ttulo6Carter"/>
+    <w:link w:val="Ttulo6Char"/>
     <w:uiPriority w:val="9"/>
     <w:semiHidden/>
     <w:unhideWhenUsed/>
@@ -1141,7 +1204,7 @@
     <w:name w:val="heading 7"/>
     <w:basedOn w:val="Normal"/>
     <w:next w:val="Normal"/>
-    <w:link w:val="Ttulo7Carter"/>
+    <w:link w:val="Ttulo7Char"/>
     <w:uiPriority w:val="9"/>
     <w:semiHidden/>
     <w:unhideWhenUsed/>
@@ -1162,7 +1225,7 @@
     <w:name w:val="heading 8"/>
     <w:basedOn w:val="Normal"/>
     <w:next w:val="Normal"/>
-    <w:link w:val="Ttulo8Carter"/>
+    <w:link w:val="Ttulo8Char"/>
     <w:uiPriority w:val="9"/>
     <w:semiHidden/>
     <w:unhideWhenUsed/>
@@ -1185,7 +1248,7 @@
     <w:name w:val="heading 9"/>
     <w:basedOn w:val="Normal"/>
     <w:next w:val="Normal"/>
-    <w:link w:val="Ttulo9Carter"/>
+    <w:link w:val="Ttulo9Char"/>
     <w:uiPriority w:val="9"/>
     <w:semiHidden/>
     <w:unhideWhenUsed/>
@@ -1202,7 +1265,7 @@
       <w:color w:val="272727" w:themeColor="text1" w:themeTint="D8"/>
     </w:rPr>
   </w:style>
-  <w:style w:type="character" w:default="1" w:styleId="Tipodeletrapredefinidodopargrafo">
+  <w:style w:type="character" w:default="1" w:styleId="Fontepargpadro">
     <w:name w:val="Default Paragraph Font"/>
     <w:uiPriority w:val="1"/>
     <w:unhideWhenUsed/>
@@ -1228,9 +1291,9 @@
     <w:semiHidden/>
     <w:unhideWhenUsed/>
   </w:style>
-  <w:style w:type="character" w:customStyle="1" w:styleId="Ttulo1Carter">
-    <w:name w:val="Título 1 Caráter"/>
-    <w:basedOn w:val="Tipodeletrapredefinidodopargrafo"/>
+  <w:style w:type="character" w:customStyle="1" w:styleId="Ttulo1Char">
+    <w:name w:val="Título 1 Char"/>
+    <w:basedOn w:val="Fontepargpadro"/>
     <w:link w:val="Ttulo1"/>
     <w:uiPriority w:val="9"/>
     <w:rsid w:val="00A53315"/>
@@ -1241,9 +1304,9 @@
       <w:szCs w:val="40"/>
     </w:rPr>
   </w:style>
-  <w:style w:type="character" w:customStyle="1" w:styleId="Ttulo2Carter">
-    <w:name w:val="Título 2 Caráter"/>
-    <w:basedOn w:val="Tipodeletrapredefinidodopargrafo"/>
+  <w:style w:type="character" w:customStyle="1" w:styleId="Ttulo2Char">
+    <w:name w:val="Título 2 Char"/>
+    <w:basedOn w:val="Fontepargpadro"/>
     <w:link w:val="Ttulo2"/>
     <w:uiPriority w:val="9"/>
     <w:semiHidden/>
@@ -1255,9 +1318,9 @@
       <w:szCs w:val="32"/>
     </w:rPr>
   </w:style>
-  <w:style w:type="character" w:customStyle="1" w:styleId="Ttulo3Carter">
-    <w:name w:val="Título 3 Caráter"/>
-    <w:basedOn w:val="Tipodeletrapredefinidodopargrafo"/>
+  <w:style w:type="character" w:customStyle="1" w:styleId="Ttulo3Char">
+    <w:name w:val="Título 3 Char"/>
+    <w:basedOn w:val="Fontepargpadro"/>
     <w:link w:val="Ttulo3"/>
     <w:uiPriority w:val="9"/>
     <w:semiHidden/>
@@ -1269,9 +1332,9 @@
       <w:szCs w:val="28"/>
     </w:rPr>
   </w:style>
-  <w:style w:type="character" w:customStyle="1" w:styleId="Ttulo4Carter">
-    <w:name w:val="Título 4 Caráter"/>
-    <w:basedOn w:val="Tipodeletrapredefinidodopargrafo"/>
+  <w:style w:type="character" w:customStyle="1" w:styleId="Ttulo4Char">
+    <w:name w:val="Título 4 Char"/>
+    <w:basedOn w:val="Fontepargpadro"/>
     <w:link w:val="Ttulo4"/>
     <w:uiPriority w:val="9"/>
     <w:semiHidden/>
@@ -1283,9 +1346,9 @@
       <w:color w:val="0F4761" w:themeColor="accent1" w:themeShade="BF"/>
     </w:rPr>
   </w:style>
-  <w:style w:type="character" w:customStyle="1" w:styleId="Ttulo5Carter">
-    <w:name w:val="Título 5 Caráter"/>
-    <w:basedOn w:val="Tipodeletrapredefinidodopargrafo"/>
+  <w:style w:type="character" w:customStyle="1" w:styleId="Ttulo5Char">
+    <w:name w:val="Título 5 Char"/>
+    <w:basedOn w:val="Fontepargpadro"/>
     <w:link w:val="Ttulo5"/>
     <w:uiPriority w:val="9"/>
     <w:semiHidden/>
@@ -1295,9 +1358,9 @@
       <w:color w:val="0F4761" w:themeColor="accent1" w:themeShade="BF"/>
     </w:rPr>
   </w:style>
-  <w:style w:type="character" w:customStyle="1" w:styleId="Ttulo6Carter">
-    <w:name w:val="Título 6 Caráter"/>
-    <w:basedOn w:val="Tipodeletrapredefinidodopargrafo"/>
+  <w:style w:type="character" w:customStyle="1" w:styleId="Ttulo6Char">
+    <w:name w:val="Título 6 Char"/>
+    <w:basedOn w:val="Fontepargpadro"/>
     <w:link w:val="Ttulo6"/>
     <w:uiPriority w:val="9"/>
     <w:semiHidden/>
@@ -1309,9 +1372,9 @@
       <w:color w:val="595959" w:themeColor="text1" w:themeTint="A6"/>
     </w:rPr>
   </w:style>
-  <w:style w:type="character" w:customStyle="1" w:styleId="Ttulo7Carter">
-    <w:name w:val="Título 7 Caráter"/>
-    <w:basedOn w:val="Tipodeletrapredefinidodopargrafo"/>
+  <w:style w:type="character" w:customStyle="1" w:styleId="Ttulo7Char">
+    <w:name w:val="Título 7 Char"/>
+    <w:basedOn w:val="Fontepargpadro"/>
     <w:link w:val="Ttulo7"/>
     <w:uiPriority w:val="9"/>
     <w:semiHidden/>
@@ -1321,9 +1384,9 @@
       <w:color w:val="595959" w:themeColor="text1" w:themeTint="A6"/>
     </w:rPr>
   </w:style>
-  <w:style w:type="character" w:customStyle="1" w:styleId="Ttulo8Carter">
-    <w:name w:val="Título 8 Caráter"/>
-    <w:basedOn w:val="Tipodeletrapredefinidodopargrafo"/>
+  <w:style w:type="character" w:customStyle="1" w:styleId="Ttulo8Char">
+    <w:name w:val="Título 8 Char"/>
+    <w:basedOn w:val="Fontepargpadro"/>
     <w:link w:val="Ttulo8"/>
     <w:uiPriority w:val="9"/>
     <w:semiHidden/>
@@ -1335,9 +1398,9 @@
       <w:color w:val="272727" w:themeColor="text1" w:themeTint="D8"/>
     </w:rPr>
   </w:style>
-  <w:style w:type="character" w:customStyle="1" w:styleId="Ttulo9Carter">
-    <w:name w:val="Título 9 Caráter"/>
-    <w:basedOn w:val="Tipodeletrapredefinidodopargrafo"/>
+  <w:style w:type="character" w:customStyle="1" w:styleId="Ttulo9Char">
+    <w:name w:val="Título 9 Char"/>
+    <w:basedOn w:val="Fontepargpadro"/>
     <w:link w:val="Ttulo9"/>
     <w:uiPriority w:val="9"/>
     <w:semiHidden/>
@@ -1351,7 +1414,7 @@
     <w:name w:val="Title"/>
     <w:basedOn w:val="Normal"/>
     <w:next w:val="Normal"/>
-    <w:link w:val="TtuloCarter"/>
+    <w:link w:val="TtuloChar"/>
     <w:uiPriority w:val="10"/>
     <w:qFormat/>
     <w:rsid w:val="00A53315"/>
@@ -1367,9 +1430,9 @@
       <w:szCs w:val="56"/>
     </w:rPr>
   </w:style>
-  <w:style w:type="character" w:customStyle="1" w:styleId="TtuloCarter">
-    <w:name w:val="Título Caráter"/>
-    <w:basedOn w:val="Tipodeletrapredefinidodopargrafo"/>
+  <w:style w:type="character" w:customStyle="1" w:styleId="TtuloChar">
+    <w:name w:val="Título Char"/>
+    <w:basedOn w:val="Fontepargpadro"/>
     <w:link w:val="Ttulo"/>
     <w:uiPriority w:val="10"/>
     <w:rsid w:val="00A53315"/>
@@ -1385,7 +1448,7 @@
     <w:name w:val="Subtitle"/>
     <w:basedOn w:val="Normal"/>
     <w:next w:val="Normal"/>
-    <w:link w:val="SubttuloCarter"/>
+    <w:link w:val="SubttuloChar"/>
     <w:uiPriority w:val="11"/>
     <w:qFormat/>
     <w:rsid w:val="00A53315"/>
@@ -1402,9 +1465,9 @@
       <w:szCs w:val="28"/>
     </w:rPr>
   </w:style>
-  <w:style w:type="character" w:customStyle="1" w:styleId="SubttuloCarter">
-    <w:name w:val="Subtítulo Caráter"/>
-    <w:basedOn w:val="Tipodeletrapredefinidodopargrafo"/>
+  <w:style w:type="character" w:customStyle="1" w:styleId="SubttuloChar">
+    <w:name w:val="Subtítulo Char"/>
+    <w:basedOn w:val="Fontepargpadro"/>
     <w:link w:val="Subttulo"/>
     <w:uiPriority w:val="11"/>
     <w:rsid w:val="00A53315"/>
@@ -1420,7 +1483,7 @@
     <w:name w:val="Quote"/>
     <w:basedOn w:val="Normal"/>
     <w:next w:val="Normal"/>
-    <w:link w:val="CitaoCarter"/>
+    <w:link w:val="CitaoChar"/>
     <w:uiPriority w:val="29"/>
     <w:qFormat/>
     <w:rsid w:val="00A53315"/>
@@ -1434,9 +1497,9 @@
       <w:color w:val="404040" w:themeColor="text1" w:themeTint="BF"/>
     </w:rPr>
   </w:style>
-  <w:style w:type="character" w:customStyle="1" w:styleId="CitaoCarter">
-    <w:name w:val="Citação Caráter"/>
-    <w:basedOn w:val="Tipodeletrapredefinidodopargrafo"/>
+  <w:style w:type="character" w:customStyle="1" w:styleId="CitaoChar">
+    <w:name w:val="Citação Char"/>
+    <w:basedOn w:val="Fontepargpadro"/>
     <w:link w:val="Citao"/>
     <w:uiPriority w:val="29"/>
     <w:rsid w:val="00A53315"/>
@@ -1459,7 +1522,7 @@
   </w:style>
   <w:style w:type="character" w:styleId="nfaseIntensa">
     <w:name w:val="Intense Emphasis"/>
-    <w:basedOn w:val="Tipodeletrapredefinidodopargrafo"/>
+    <w:basedOn w:val="Fontepargpadro"/>
     <w:uiPriority w:val="21"/>
     <w:qFormat/>
     <w:rsid w:val="00A53315"/>
@@ -1473,7 +1536,7 @@
     <w:name w:val="Intense Quote"/>
     <w:basedOn w:val="Normal"/>
     <w:next w:val="Normal"/>
-    <w:link w:val="CitaoIntensaCarter"/>
+    <w:link w:val="CitaoIntensaChar"/>
     <w:uiPriority w:val="30"/>
     <w:qFormat/>
     <w:rsid w:val="00A53315"/>
@@ -1492,9 +1555,9 @@
       <w:color w:val="0F4761" w:themeColor="accent1" w:themeShade="BF"/>
     </w:rPr>
   </w:style>
-  <w:style w:type="character" w:customStyle="1" w:styleId="CitaoIntensaCarter">
-    <w:name w:val="Citação Intensa Caráter"/>
-    <w:basedOn w:val="Tipodeletrapredefinidodopargrafo"/>
+  <w:style w:type="character" w:customStyle="1" w:styleId="CitaoIntensaChar">
+    <w:name w:val="Citação Intensa Char"/>
+    <w:basedOn w:val="Fontepargpadro"/>
     <w:link w:val="CitaoIntensa"/>
     <w:uiPriority w:val="30"/>
     <w:rsid w:val="00A53315"/>
@@ -1506,7 +1569,7 @@
   </w:style>
   <w:style w:type="character" w:styleId="RefernciaIntensa">
     <w:name w:val="Intense Reference"/>
-    <w:basedOn w:val="Tipodeletrapredefinidodopargrafo"/>
+    <w:basedOn w:val="Fontepargpadro"/>
     <w:uiPriority w:val="32"/>
     <w:qFormat/>
     <w:rsid w:val="00A53315"/>
@@ -1518,9 +1581,9 @@
       <w:spacing w:val="5"/>
     </w:rPr>
   </w:style>
-  <w:style w:type="character" w:styleId="Hiperligao">
+  <w:style w:type="character" w:styleId="Hyperlink">
     <w:name w:val="Hyperlink"/>
-    <w:basedOn w:val="Tipodeletrapredefinidodopargrafo"/>
+    <w:basedOn w:val="Fontepargpadro"/>
     <w:uiPriority w:val="99"/>
     <w:unhideWhenUsed/>
     <w:rsid w:val="00A53315"/>
@@ -1529,9 +1592,9 @@
       <w:u w:val="single"/>
     </w:rPr>
   </w:style>
-  <w:style w:type="character" w:styleId="MenoNoResolvida">
+  <w:style w:type="character" w:styleId="MenoPendente">
     <w:name w:val="Unresolved Mention"/>
-    <w:basedOn w:val="Tipodeletrapredefinidodopargrafo"/>
+    <w:basedOn w:val="Fontepargpadro"/>
     <w:uiPriority w:val="99"/>
     <w:semiHidden/>
     <w:unhideWhenUsed/>
